--- a/client-research-report/Client_Research_Report_Splendid_Spoon.docx
+++ b/client-research-report/Client_Research_Report_Splendid_Spoon.docx
@@ -191,7 +191,7 @@
         <w:rPr>
           <w:color w:val="008000"/>
         </w:rPr>
-        <w:t xml:space="preserve">The defining decision came in 2015. After grocers refused shelf space, the company abandoned wholesale for online subscription, turning a distribution failure into direct relationships and recurring revenue (Splendid Spoon, n.d.). A $3.26 million Series A followed in 2017 and a $12 million Series B in 2022, led by Nicoya with Danone Manifesto Ventures and Alexis Ohanian (Food Business News, 2022). In 2021 Centeno adopted a co-CEO structure with Elise Densborn, a former customer who joined as a consultant in 2018 (Stanford eCorner, 2023).</w:t>
+        <w:t xml:space="preserve">The defining decision came in 2015. After grocers refused shelf space, the company abandoned wholesale for online subscription, turning a distribution failure into direct relationships and recurring revenue (Splendid Spoon, n.d.). A $3.26 million Series A followed in 2017 and a $12 million Series B in 2022, led by Nicoya with Danone Manifesto Ventures (Food Business News, 2022). In 2021 Centeno adopted a co-CEO structure with Elise Densborn, a former customer who joined as a consultant in 2018 (Stanford eCorner, 2023).</w:t>
       </w:r>
     </w:p>
     <w:p>
@@ -355,1005 +355,31 @@
         <w:rPr>
           <w:color w:val="008000"/>
         </w:rPr>
-        <w:t xml:space="preserve">The closest competitors are Daily Harvest and Sakara Life, both New York-founded, plant-based, women-led subscription businesses. Daily Harvest scaled far larger, reaching a $1.1 billion valuation in 2021, but ships frozen food the customer must still prepare, so it does not match Splendid Spoon on convenience; its 2022 recall after roughly 470 illness reports, and the layoffs that followed, damaged category trust (U.S. Food and Drug Administration, 2022; Fortune, 2022). Sakara Life sells transformation rather than convenience, offering organic "food as medicine" on a fixed menu (Sternlicht, 2021). Splendid Spoon ranks first on convenience and dietary accessibility, midpoint on price, and third on scale (My Subscription Addiction, n.d.).</w:t>
-      </w:r>
-    </w:p>
-    <w:p>
-      <w:pPr>
-        <w:spacing w:line="480"/>
-      </w:pPr>
-      <w:r>
-        <w:rPr>
-          <w:b/>
-          <w:bCs/>
-          <w:color w:val="008000"/>
-        </w:rPr>
-        <w:t xml:space="preserve">Table 1</w:t>
-      </w:r>
-    </w:p>
-    <w:p>
-      <w:pPr>
-        <w:spacing w:line="480"/>
-      </w:pPr>
-      <w:r>
-        <w:rPr>
-          <w:i/>
-          <w:iCs/>
-          <w:color w:val="008000"/>
-        </w:rPr>
-        <w:t xml:space="preserve">Competitive Comparison of Splendid Spoon and Two Primary Competitors</w:t>
-      </w:r>
-    </w:p>
-    <w:tbl>
-      <w:tblPr>
-        <w:tblW w:type="dxa" w:w="9360"/>
-        <w:tblBorders>
-          <w:top w:val="single" w:color="000000" w:sz="6"/>
-          <w:left w:val="none" w:color="FFFFFF" w:sz="0"/>
-          <w:bottom w:val="single" w:color="000000" w:sz="6"/>
-          <w:right w:val="none" w:color="FFFFFF" w:sz="0"/>
-          <w:insideH w:val="none" w:color="FFFFFF" w:sz="0"/>
-          <w:insideV w:val="none" w:color="FFFFFF" w:sz="0"/>
-        </w:tblBorders>
-      </w:tblPr>
-      <w:tblGrid>
-        <w:gridCol w:w="1740"/>
-        <w:gridCol w:w="2540"/>
-        <w:gridCol w:w="2540"/>
-        <w:gridCol w:w="2540"/>
-      </w:tblGrid>
-      <w:tr>
-        <w:tc>
-          <w:tcPr>
-            <w:tcW w:type="dxa" w:w="1740"/>
-            <w:tcBorders>
-              <w:top w:val="none" w:color="FFFFFF" w:sz="0"/>
-              <w:left w:val="none" w:color="FFFFFF" w:sz="0"/>
-              <w:bottom w:val="single" w:color="000000" w:sz="6"/>
-              <w:right w:val="none" w:color="FFFFFF" w:sz="0"/>
-            </w:tcBorders>
-            <w:tcMar>
-              <w:top w:type="dxa" w:w="60"/>
-              <w:left w:type="dxa" w:w="100"/>
-              <w:bottom w:type="dxa" w:w="60"/>
-              <w:right w:type="dxa" w:w="100"/>
-            </w:tcMar>
-            <w:vAlign w:val="top"/>
-          </w:tcPr>
-          <w:p>
-            <w:pPr>
-              <w:spacing w:after="0" w:before="0" w:line="240"/>
-            </w:pPr>
-            <w:r>
-              <w:rPr>
-                <w:b/>
-                <w:bCs/>
-                <w:color w:val="008000"/>
-                <w:sz w:val="20"/>
-                <w:szCs w:val="20"/>
-              </w:rPr>
-              <w:t xml:space="preserve">Comparison</w:t>
-            </w:r>
-          </w:p>
-        </w:tc>
-        <w:tc>
-          <w:tcPr>
-            <w:tcW w:type="dxa" w:w="2540"/>
-            <w:tcBorders>
-              <w:top w:val="none" w:color="FFFFFF" w:sz="0"/>
-              <w:left w:val="none" w:color="FFFFFF" w:sz="0"/>
-              <w:bottom w:val="single" w:color="000000" w:sz="6"/>
-              <w:right w:val="none" w:color="FFFFFF" w:sz="0"/>
-            </w:tcBorders>
-            <w:tcMar>
-              <w:top w:type="dxa" w:w="60"/>
-              <w:left w:type="dxa" w:w="100"/>
-              <w:bottom w:type="dxa" w:w="60"/>
-              <w:right w:type="dxa" w:w="100"/>
-            </w:tcMar>
-            <w:vAlign w:val="top"/>
-          </w:tcPr>
-          <w:p>
-            <w:pPr>
-              <w:spacing w:after="0" w:before="0" w:line="240"/>
-            </w:pPr>
-            <w:r>
-              <w:rPr>
-                <w:b/>
-                <w:bCs/>
-                <w:color w:val="008000"/>
-                <w:sz w:val="20"/>
-                <w:szCs w:val="20"/>
-              </w:rPr>
-              <w:t xml:space="preserve">Splendid Spoon</w:t>
-            </w:r>
-          </w:p>
-        </w:tc>
-        <w:tc>
-          <w:tcPr>
-            <w:tcW w:type="dxa" w:w="2540"/>
-            <w:tcBorders>
-              <w:top w:val="none" w:color="FFFFFF" w:sz="0"/>
-              <w:left w:val="none" w:color="FFFFFF" w:sz="0"/>
-              <w:bottom w:val="single" w:color="000000" w:sz="6"/>
-              <w:right w:val="none" w:color="FFFFFF" w:sz="0"/>
-            </w:tcBorders>
-            <w:tcMar>
-              <w:top w:type="dxa" w:w="60"/>
-              <w:left w:type="dxa" w:w="100"/>
-              <w:bottom w:type="dxa" w:w="60"/>
-              <w:right w:type="dxa" w:w="100"/>
-            </w:tcMar>
-            <w:vAlign w:val="top"/>
-          </w:tcPr>
-          <w:p>
-            <w:pPr>
-              <w:spacing w:after="0" w:before="0" w:line="240"/>
-            </w:pPr>
-            <w:r>
-              <w:rPr>
-                <w:b/>
-                <w:bCs/>
-                <w:color w:val="008000"/>
-                <w:sz w:val="20"/>
-                <w:szCs w:val="20"/>
-              </w:rPr>
-              <w:t xml:space="preserve">Daily Harvest</w:t>
-            </w:r>
-          </w:p>
-        </w:tc>
-        <w:tc>
-          <w:tcPr>
-            <w:tcW w:type="dxa" w:w="2540"/>
-            <w:tcBorders>
-              <w:top w:val="none" w:color="FFFFFF" w:sz="0"/>
-              <w:left w:val="none" w:color="FFFFFF" w:sz="0"/>
-              <w:bottom w:val="single" w:color="000000" w:sz="6"/>
-              <w:right w:val="none" w:color="FFFFFF" w:sz="0"/>
-            </w:tcBorders>
-            <w:tcMar>
-              <w:top w:type="dxa" w:w="60"/>
-              <w:left w:type="dxa" w:w="100"/>
-              <w:bottom w:type="dxa" w:w="60"/>
-              <w:right w:type="dxa" w:w="100"/>
-            </w:tcMar>
-            <w:vAlign w:val="top"/>
-          </w:tcPr>
-          <w:p>
-            <w:pPr>
-              <w:spacing w:after="0" w:before="0" w:line="240"/>
-            </w:pPr>
-            <w:r>
-              <w:rPr>
-                <w:b/>
-                <w:bCs/>
-                <w:color w:val="008000"/>
-                <w:sz w:val="20"/>
-                <w:szCs w:val="20"/>
-              </w:rPr>
-              <w:t xml:space="preserve">Sakara Life</w:t>
-            </w:r>
-          </w:p>
-        </w:tc>
-      </w:tr>
-      <w:tr>
-        <w:tc>
-          <w:tcPr>
-            <w:tcW w:type="dxa" w:w="1740"/>
-            <w:tcBorders>
-              <w:top w:val="none" w:color="FFFFFF" w:sz="0"/>
-              <w:left w:val="none" w:color="FFFFFF" w:sz="0"/>
-              <w:bottom w:val="none" w:color="FFFFFF" w:sz="0"/>
-              <w:right w:val="none" w:color="FFFFFF" w:sz="0"/>
-            </w:tcBorders>
-            <w:tcMar>
-              <w:top w:type="dxa" w:w="60"/>
-              <w:left w:type="dxa" w:w="100"/>
-              <w:bottom w:type="dxa" w:w="60"/>
-              <w:right w:type="dxa" w:w="100"/>
-            </w:tcMar>
-            <w:vAlign w:val="top"/>
-          </w:tcPr>
-          <w:p>
-            <w:pPr>
-              <w:spacing w:after="0" w:before="0" w:line="240"/>
-            </w:pPr>
-            <w:r>
-              <w:rPr>
-                <w:b w:val="false"/>
-                <w:bCs w:val="false"/>
-                <w:color w:val="008000"/>
-                <w:sz w:val="20"/>
-                <w:szCs w:val="20"/>
-              </w:rPr>
-              <w:t xml:space="preserve">Founded</w:t>
-            </w:r>
-          </w:p>
-        </w:tc>
-        <w:tc>
-          <w:tcPr>
-            <w:tcW w:type="dxa" w:w="2540"/>
-            <w:tcBorders>
-              <w:top w:val="none" w:color="FFFFFF" w:sz="0"/>
-              <w:left w:val="none" w:color="FFFFFF" w:sz="0"/>
-              <w:bottom w:val="none" w:color="FFFFFF" w:sz="0"/>
-              <w:right w:val="none" w:color="FFFFFF" w:sz="0"/>
-            </w:tcBorders>
-            <w:tcMar>
-              <w:top w:type="dxa" w:w="60"/>
-              <w:left w:type="dxa" w:w="100"/>
-              <w:bottom w:type="dxa" w:w="60"/>
-              <w:right w:type="dxa" w:w="100"/>
-            </w:tcMar>
-            <w:vAlign w:val="top"/>
-          </w:tcPr>
-          <w:p>
-            <w:pPr>
-              <w:spacing w:after="0" w:before="0" w:line="240"/>
-            </w:pPr>
-            <w:r>
-              <w:rPr>
-                <w:b w:val="false"/>
-                <w:bCs w:val="false"/>
-                <w:color w:val="008000"/>
-                <w:sz w:val="20"/>
-                <w:szCs w:val="20"/>
-              </w:rPr>
-              <w:t xml:space="preserve">2013; Nicole Centeno</w:t>
-            </w:r>
-          </w:p>
-        </w:tc>
-        <w:tc>
-          <w:tcPr>
-            <w:tcW w:type="dxa" w:w="2540"/>
-            <w:tcBorders>
-              <w:top w:val="none" w:color="FFFFFF" w:sz="0"/>
-              <w:left w:val="none" w:color="FFFFFF" w:sz="0"/>
-              <w:bottom w:val="none" w:color="FFFFFF" w:sz="0"/>
-              <w:right w:val="none" w:color="FFFFFF" w:sz="0"/>
-            </w:tcBorders>
-            <w:tcMar>
-              <w:top w:type="dxa" w:w="60"/>
-              <w:left w:type="dxa" w:w="100"/>
-              <w:bottom w:type="dxa" w:w="60"/>
-              <w:right w:type="dxa" w:w="100"/>
-            </w:tcMar>
-            <w:vAlign w:val="top"/>
-          </w:tcPr>
-          <w:p>
-            <w:pPr>
-              <w:spacing w:after="0" w:before="0" w:line="240"/>
-            </w:pPr>
-            <w:r>
-              <w:rPr>
-                <w:b w:val="false"/>
-                <w:bCs w:val="false"/>
-                <w:color w:val="008000"/>
-                <w:sz w:val="20"/>
-                <w:szCs w:val="20"/>
-              </w:rPr>
-              <w:t xml:space="preserve">2015; Rachel Drori</w:t>
-            </w:r>
-          </w:p>
-        </w:tc>
-        <w:tc>
-          <w:tcPr>
-            <w:tcW w:type="dxa" w:w="2540"/>
-            <w:tcBorders>
-              <w:top w:val="none" w:color="FFFFFF" w:sz="0"/>
-              <w:left w:val="none" w:color="FFFFFF" w:sz="0"/>
-              <w:bottom w:val="none" w:color="FFFFFF" w:sz="0"/>
-              <w:right w:val="none" w:color="FFFFFF" w:sz="0"/>
-            </w:tcBorders>
-            <w:tcMar>
-              <w:top w:type="dxa" w:w="60"/>
-              <w:left w:type="dxa" w:w="100"/>
-              <w:bottom w:type="dxa" w:w="60"/>
-              <w:right w:type="dxa" w:w="100"/>
-            </w:tcMar>
-            <w:vAlign w:val="top"/>
-          </w:tcPr>
-          <w:p>
-            <w:pPr>
-              <w:spacing w:after="0" w:before="0" w:line="240"/>
-            </w:pPr>
-            <w:r>
-              <w:rPr>
-                <w:b w:val="false"/>
-                <w:bCs w:val="false"/>
-                <w:color w:val="008000"/>
-                <w:sz w:val="20"/>
-                <w:szCs w:val="20"/>
-              </w:rPr>
-              <w:t xml:space="preserve">2011; Tingle &amp; DuBoise</w:t>
-            </w:r>
-          </w:p>
-        </w:tc>
-      </w:tr>
-      <w:tr>
-        <w:tc>
-          <w:tcPr>
-            <w:tcW w:type="dxa" w:w="1740"/>
-            <w:tcBorders>
-              <w:top w:val="none" w:color="FFFFFF" w:sz="0"/>
-              <w:left w:val="none" w:color="FFFFFF" w:sz="0"/>
-              <w:bottom w:val="none" w:color="FFFFFF" w:sz="0"/>
-              <w:right w:val="none" w:color="FFFFFF" w:sz="0"/>
-            </w:tcBorders>
-            <w:tcMar>
-              <w:top w:type="dxa" w:w="60"/>
-              <w:left w:type="dxa" w:w="100"/>
-              <w:bottom w:type="dxa" w:w="60"/>
-              <w:right w:type="dxa" w:w="100"/>
-            </w:tcMar>
-            <w:vAlign w:val="top"/>
-          </w:tcPr>
-          <w:p>
-            <w:pPr>
-              <w:spacing w:after="0" w:before="0" w:line="240"/>
-            </w:pPr>
-            <w:r>
-              <w:rPr>
-                <w:b w:val="false"/>
-                <w:bCs w:val="false"/>
-                <w:color w:val="008000"/>
-                <w:sz w:val="20"/>
-                <w:szCs w:val="20"/>
-              </w:rPr>
-              <w:t xml:space="preserve">Promise</w:t>
-            </w:r>
-          </w:p>
-        </w:tc>
-        <w:tc>
-          <w:tcPr>
-            <w:tcW w:type="dxa" w:w="2540"/>
-            <w:tcBorders>
-              <w:top w:val="none" w:color="FFFFFF" w:sz="0"/>
-              <w:left w:val="none" w:color="FFFFFF" w:sz="0"/>
-              <w:bottom w:val="none" w:color="FFFFFF" w:sz="0"/>
-              <w:right w:val="none" w:color="FFFFFF" w:sz="0"/>
-            </w:tcBorders>
-            <w:tcMar>
-              <w:top w:type="dxa" w:w="60"/>
-              <w:left w:type="dxa" w:w="100"/>
-              <w:bottom w:type="dxa" w:w="60"/>
-              <w:right w:type="dxa" w:w="100"/>
-            </w:tcMar>
-            <w:vAlign w:val="top"/>
-          </w:tcPr>
-          <w:p>
-            <w:pPr>
-              <w:spacing w:after="0" w:before="0" w:line="240"/>
-            </w:pPr>
-            <w:r>
-              <w:rPr>
-                <w:b w:val="false"/>
-                <w:bCs w:val="false"/>
-                <w:color w:val="008000"/>
-                <w:sz w:val="20"/>
-                <w:szCs w:val="20"/>
-              </w:rPr>
-              <w:t xml:space="preserve">Effortless plant-based</w:t>
-            </w:r>
-          </w:p>
-        </w:tc>
-        <w:tc>
-          <w:tcPr>
-            <w:tcW w:type="dxa" w:w="2540"/>
-            <w:tcBorders>
-              <w:top w:val="none" w:color="FFFFFF" w:sz="0"/>
-              <w:left w:val="none" w:color="FFFFFF" w:sz="0"/>
-              <w:bottom w:val="none" w:color="FFFFFF" w:sz="0"/>
-              <w:right w:val="none" w:color="FFFFFF" w:sz="0"/>
-            </w:tcBorders>
-            <w:tcMar>
-              <w:top w:type="dxa" w:w="60"/>
-              <w:left w:type="dxa" w:w="100"/>
-              <w:bottom w:type="dxa" w:w="60"/>
-              <w:right w:type="dxa" w:w="100"/>
-            </w:tcMar>
-            <w:vAlign w:val="top"/>
-          </w:tcPr>
-          <w:p>
-            <w:pPr>
-              <w:spacing w:after="0" w:before="0" w:line="240"/>
-            </w:pPr>
-            <w:r>
-              <w:rPr>
-                <w:b w:val="false"/>
-                <w:bCs w:val="false"/>
-                <w:color w:val="008000"/>
-                <w:sz w:val="20"/>
-                <w:szCs w:val="20"/>
-              </w:rPr>
-              <w:t xml:space="preserve">Convenient frozen produce</w:t>
-            </w:r>
-          </w:p>
-        </w:tc>
-        <w:tc>
-          <w:tcPr>
-            <w:tcW w:type="dxa" w:w="2540"/>
-            <w:tcBorders>
-              <w:top w:val="none" w:color="FFFFFF" w:sz="0"/>
-              <w:left w:val="none" w:color="FFFFFF" w:sz="0"/>
-              <w:bottom w:val="none" w:color="FFFFFF" w:sz="0"/>
-              <w:right w:val="none" w:color="FFFFFF" w:sz="0"/>
-            </w:tcBorders>
-            <w:tcMar>
-              <w:top w:type="dxa" w:w="60"/>
-              <w:left w:type="dxa" w:w="100"/>
-              <w:bottom w:type="dxa" w:w="60"/>
-              <w:right w:type="dxa" w:w="100"/>
-            </w:tcMar>
-            <w:vAlign w:val="top"/>
-          </w:tcPr>
-          <w:p>
-            <w:pPr>
-              <w:spacing w:after="0" w:before="0" w:line="240"/>
-            </w:pPr>
-            <w:r>
-              <w:rPr>
-                <w:b w:val="false"/>
-                <w:bCs w:val="false"/>
-                <w:color w:val="008000"/>
-                <w:sz w:val="20"/>
-                <w:szCs w:val="20"/>
-              </w:rPr>
-              <w:t xml:space="preserve">Organic food as medicine</w:t>
-            </w:r>
-          </w:p>
-        </w:tc>
-      </w:tr>
-      <w:tr>
-        <w:tc>
-          <w:tcPr>
-            <w:tcW w:type="dxa" w:w="1740"/>
-            <w:tcBorders>
-              <w:top w:val="none" w:color="FFFFFF" w:sz="0"/>
-              <w:left w:val="none" w:color="FFFFFF" w:sz="0"/>
-              <w:bottom w:val="none" w:color="FFFFFF" w:sz="0"/>
-              <w:right w:val="none" w:color="FFFFFF" w:sz="0"/>
-            </w:tcBorders>
-            <w:tcMar>
-              <w:top w:type="dxa" w:w="60"/>
-              <w:left w:type="dxa" w:w="100"/>
-              <w:bottom w:type="dxa" w:w="60"/>
-              <w:right w:type="dxa" w:w="100"/>
-            </w:tcMar>
-            <w:vAlign w:val="top"/>
-          </w:tcPr>
-          <w:p>
-            <w:pPr>
-              <w:spacing w:after="0" w:before="0" w:line="240"/>
-            </w:pPr>
-            <w:r>
-              <w:rPr>
-                <w:b w:val="false"/>
-                <w:bCs w:val="false"/>
-                <w:color w:val="008000"/>
-                <w:sz w:val="20"/>
-                <w:szCs w:val="20"/>
-              </w:rPr>
-              <w:t xml:space="preserve">Form</w:t>
-            </w:r>
-          </w:p>
-        </w:tc>
-        <w:tc>
-          <w:tcPr>
-            <w:tcW w:type="dxa" w:w="2540"/>
-            <w:tcBorders>
-              <w:top w:val="none" w:color="FFFFFF" w:sz="0"/>
-              <w:left w:val="none" w:color="FFFFFF" w:sz="0"/>
-              <w:bottom w:val="none" w:color="FFFFFF" w:sz="0"/>
-              <w:right w:val="none" w:color="FFFFFF" w:sz="0"/>
-            </w:tcBorders>
-            <w:tcMar>
-              <w:top w:type="dxa" w:w="60"/>
-              <w:left w:type="dxa" w:w="100"/>
-              <w:bottom w:type="dxa" w:w="60"/>
-              <w:right w:type="dxa" w:w="100"/>
-            </w:tcMar>
-            <w:vAlign w:val="top"/>
-          </w:tcPr>
-          <w:p>
-            <w:pPr>
-              <w:spacing w:after="0" w:before="0" w:line="240"/>
-            </w:pPr>
-            <w:r>
-              <w:rPr>
-                <w:b w:val="false"/>
-                <w:bCs w:val="false"/>
-                <w:color w:val="008000"/>
-                <w:sz w:val="20"/>
-                <w:szCs w:val="20"/>
-              </w:rPr>
-              <w:t xml:space="preserve">Ready to eat; heat 2 min</w:t>
-            </w:r>
-          </w:p>
-        </w:tc>
-        <w:tc>
-          <w:tcPr>
-            <w:tcW w:type="dxa" w:w="2540"/>
-            <w:tcBorders>
-              <w:top w:val="none" w:color="FFFFFF" w:sz="0"/>
-              <w:left w:val="none" w:color="FFFFFF" w:sz="0"/>
-              <w:bottom w:val="none" w:color="FFFFFF" w:sz="0"/>
-              <w:right w:val="none" w:color="FFFFFF" w:sz="0"/>
-            </w:tcBorders>
-            <w:tcMar>
-              <w:top w:type="dxa" w:w="60"/>
-              <w:left w:type="dxa" w:w="100"/>
-              <w:bottom w:type="dxa" w:w="60"/>
-              <w:right w:type="dxa" w:w="100"/>
-            </w:tcMar>
-            <w:vAlign w:val="top"/>
-          </w:tcPr>
-          <w:p>
-            <w:pPr>
-              <w:spacing w:after="0" w:before="0" w:line="240"/>
-            </w:pPr>
-            <w:r>
-              <w:rPr>
-                <w:b w:val="false"/>
-                <w:bCs w:val="false"/>
-                <w:color w:val="008000"/>
-                <w:sz w:val="20"/>
-                <w:szCs w:val="20"/>
-              </w:rPr>
-              <w:t xml:space="preserve">Frozen; blend or bake</w:t>
-            </w:r>
-          </w:p>
-        </w:tc>
-        <w:tc>
-          <w:tcPr>
-            <w:tcW w:type="dxa" w:w="2540"/>
-            <w:tcBorders>
-              <w:top w:val="none" w:color="FFFFFF" w:sz="0"/>
-              <w:left w:val="none" w:color="FFFFFF" w:sz="0"/>
-              <w:bottom w:val="none" w:color="FFFFFF" w:sz="0"/>
-              <w:right w:val="none" w:color="FFFFFF" w:sz="0"/>
-            </w:tcBorders>
-            <w:tcMar>
-              <w:top w:type="dxa" w:w="60"/>
-              <w:left w:type="dxa" w:w="100"/>
-              <w:bottom w:type="dxa" w:w="60"/>
-              <w:right w:type="dxa" w:w="100"/>
-            </w:tcMar>
-            <w:vAlign w:val="top"/>
-          </w:tcPr>
-          <w:p>
-            <w:pPr>
-              <w:spacing w:after="0" w:before="0" w:line="240"/>
-            </w:pPr>
-            <w:r>
-              <w:rPr>
-                <w:b w:val="false"/>
-                <w:bCs w:val="false"/>
-                <w:color w:val="008000"/>
-                <w:sz w:val="20"/>
-                <w:szCs w:val="20"/>
-              </w:rPr>
-              <w:t xml:space="preserve">Fresh, fully prepared</w:t>
-            </w:r>
-          </w:p>
-        </w:tc>
-      </w:tr>
-      <w:tr>
-        <w:tc>
-          <w:tcPr>
-            <w:tcW w:type="dxa" w:w="1740"/>
-            <w:tcBorders>
-              <w:top w:val="none" w:color="FFFFFF" w:sz="0"/>
-              <w:left w:val="none" w:color="FFFFFF" w:sz="0"/>
-              <w:bottom w:val="none" w:color="FFFFFF" w:sz="0"/>
-              <w:right w:val="none" w:color="FFFFFF" w:sz="0"/>
-            </w:tcBorders>
-            <w:tcMar>
-              <w:top w:type="dxa" w:w="60"/>
-              <w:left w:type="dxa" w:w="100"/>
-              <w:bottom w:type="dxa" w:w="60"/>
-              <w:right w:type="dxa" w:w="100"/>
-            </w:tcMar>
-            <w:vAlign w:val="top"/>
-          </w:tcPr>
-          <w:p>
-            <w:pPr>
-              <w:spacing w:after="0" w:before="0" w:line="240"/>
-            </w:pPr>
-            <w:r>
-              <w:rPr>
-                <w:b w:val="false"/>
-                <w:bCs w:val="false"/>
-                <w:color w:val="008000"/>
-                <w:sz w:val="20"/>
-                <w:szCs w:val="20"/>
-              </w:rPr>
-              <w:t xml:space="preserve">Price</w:t>
-            </w:r>
-          </w:p>
-        </w:tc>
-        <w:tc>
-          <w:tcPr>
-            <w:tcW w:type="dxa" w:w="2540"/>
-            <w:tcBorders>
-              <w:top w:val="none" w:color="FFFFFF" w:sz="0"/>
-              <w:left w:val="none" w:color="FFFFFF" w:sz="0"/>
-              <w:bottom w:val="none" w:color="FFFFFF" w:sz="0"/>
-              <w:right w:val="none" w:color="FFFFFF" w:sz="0"/>
-            </w:tcBorders>
-            <w:tcMar>
-              <w:top w:type="dxa" w:w="60"/>
-              <w:left w:type="dxa" w:w="100"/>
-              <w:bottom w:type="dxa" w:w="60"/>
-              <w:right w:type="dxa" w:w="100"/>
-            </w:tcMar>
-            <w:vAlign w:val="top"/>
-          </w:tcPr>
-          <w:p>
-            <w:pPr>
-              <w:spacing w:after="0" w:before="0" w:line="240"/>
-            </w:pPr>
-            <w:r>
-              <w:rPr>
-                <w:b w:val="false"/>
-                <w:bCs w:val="false"/>
-                <w:color w:val="008000"/>
-                <w:sz w:val="20"/>
-                <w:szCs w:val="20"/>
-              </w:rPr>
-              <w:t xml:space="preserve">$9.99-$13.49/item</w:t>
-            </w:r>
-          </w:p>
-        </w:tc>
-        <w:tc>
-          <w:tcPr>
-            <w:tcW w:type="dxa" w:w="2540"/>
-            <w:tcBorders>
-              <w:top w:val="none" w:color="FFFFFF" w:sz="0"/>
-              <w:left w:val="none" w:color="FFFFFF" w:sz="0"/>
-              <w:bottom w:val="none" w:color="FFFFFF" w:sz="0"/>
-              <w:right w:val="none" w:color="FFFFFF" w:sz="0"/>
-            </w:tcBorders>
-            <w:tcMar>
-              <w:top w:type="dxa" w:w="60"/>
-              <w:left w:type="dxa" w:w="100"/>
-              <w:bottom w:type="dxa" w:w="60"/>
-              <w:right w:type="dxa" w:w="100"/>
-            </w:tcMar>
-            <w:vAlign w:val="top"/>
-          </w:tcPr>
-          <w:p>
-            <w:pPr>
-              <w:spacing w:after="0" w:before="0" w:line="240"/>
-            </w:pPr>
-            <w:r>
-              <w:rPr>
-                <w:b w:val="false"/>
-                <w:bCs w:val="false"/>
-                <w:color w:val="008000"/>
-                <w:sz w:val="20"/>
-                <w:szCs w:val="20"/>
-              </w:rPr>
-              <w:t xml:space="preserve">$5.99-$11.99/item</w:t>
-            </w:r>
-          </w:p>
-        </w:tc>
-        <w:tc>
-          <w:tcPr>
-            <w:tcW w:type="dxa" w:w="2540"/>
-            <w:tcBorders>
-              <w:top w:val="none" w:color="FFFFFF" w:sz="0"/>
-              <w:left w:val="none" w:color="FFFFFF" w:sz="0"/>
-              <w:bottom w:val="none" w:color="FFFFFF" w:sz="0"/>
-              <w:right w:val="none" w:color="FFFFFF" w:sz="0"/>
-            </w:tcBorders>
-            <w:tcMar>
-              <w:top w:type="dxa" w:w="60"/>
-              <w:left w:type="dxa" w:w="100"/>
-              <w:bottom w:type="dxa" w:w="60"/>
-              <w:right w:type="dxa" w:w="100"/>
-            </w:tcMar>
-            <w:vAlign w:val="top"/>
-          </w:tcPr>
-          <w:p>
-            <w:pPr>
-              <w:spacing w:after="0" w:before="0" w:line="240"/>
-            </w:pPr>
-            <w:r>
-              <w:rPr>
-                <w:b w:val="false"/>
-                <w:bCs w:val="false"/>
-                <w:color w:val="008000"/>
-                <w:sz w:val="20"/>
-                <w:szCs w:val="20"/>
-              </w:rPr>
-              <w:t xml:space="preserve">$26-$34/meal</w:t>
-            </w:r>
-          </w:p>
-        </w:tc>
-      </w:tr>
-      <w:tr>
-        <w:tc>
-          <w:tcPr>
-            <w:tcW w:type="dxa" w:w="1740"/>
-            <w:tcBorders>
-              <w:top w:val="none" w:color="FFFFFF" w:sz="0"/>
-              <w:left w:val="none" w:color="FFFFFF" w:sz="0"/>
-              <w:bottom w:val="none" w:color="FFFFFF" w:sz="0"/>
-              <w:right w:val="none" w:color="FFFFFF" w:sz="0"/>
-            </w:tcBorders>
-            <w:tcMar>
-              <w:top w:type="dxa" w:w="60"/>
-              <w:left w:type="dxa" w:w="100"/>
-              <w:bottom w:type="dxa" w:w="60"/>
-              <w:right w:type="dxa" w:w="100"/>
-            </w:tcMar>
-            <w:vAlign w:val="top"/>
-          </w:tcPr>
-          <w:p>
-            <w:pPr>
-              <w:spacing w:after="0" w:before="0" w:line="240"/>
-            </w:pPr>
-            <w:r>
-              <w:rPr>
-                <w:b w:val="false"/>
-                <w:bCs w:val="false"/>
-                <w:color w:val="008000"/>
-                <w:sz w:val="20"/>
-                <w:szCs w:val="20"/>
-              </w:rPr>
-              <w:t xml:space="preserve">Menu</w:t>
-            </w:r>
-          </w:p>
-        </w:tc>
-        <w:tc>
-          <w:tcPr>
-            <w:tcW w:type="dxa" w:w="2540"/>
-            <w:tcBorders>
-              <w:top w:val="none" w:color="FFFFFF" w:sz="0"/>
-              <w:left w:val="none" w:color="FFFFFF" w:sz="0"/>
-              <w:bottom w:val="none" w:color="FFFFFF" w:sz="0"/>
-              <w:right w:val="none" w:color="FFFFFF" w:sz="0"/>
-            </w:tcBorders>
-            <w:tcMar>
-              <w:top w:type="dxa" w:w="60"/>
-              <w:left w:type="dxa" w:w="100"/>
-              <w:bottom w:type="dxa" w:w="60"/>
-              <w:right w:type="dxa" w:w="100"/>
-            </w:tcMar>
-            <w:vAlign w:val="top"/>
-          </w:tcPr>
-          <w:p>
-            <w:pPr>
-              <w:spacing w:after="0" w:before="0" w:line="240"/>
-            </w:pPr>
-            <w:r>
-              <w:rPr>
-                <w:b w:val="false"/>
-                <w:bCs w:val="false"/>
-                <w:color w:val="008000"/>
-                <w:sz w:val="20"/>
-                <w:szCs w:val="20"/>
-              </w:rPr>
-              <w:t xml:space="preserve">Choose from 50+</w:t>
-            </w:r>
-          </w:p>
-        </w:tc>
-        <w:tc>
-          <w:tcPr>
-            <w:tcW w:type="dxa" w:w="2540"/>
-            <w:tcBorders>
-              <w:top w:val="none" w:color="FFFFFF" w:sz="0"/>
-              <w:left w:val="none" w:color="FFFFFF" w:sz="0"/>
-              <w:bottom w:val="none" w:color="FFFFFF" w:sz="0"/>
-              <w:right w:val="none" w:color="FFFFFF" w:sz="0"/>
-            </w:tcBorders>
-            <w:tcMar>
-              <w:top w:type="dxa" w:w="60"/>
-              <w:left w:type="dxa" w:w="100"/>
-              <w:bottom w:type="dxa" w:w="60"/>
-              <w:right w:type="dxa" w:w="100"/>
-            </w:tcMar>
-            <w:vAlign w:val="top"/>
-          </w:tcPr>
-          <w:p>
-            <w:pPr>
-              <w:spacing w:after="0" w:before="0" w:line="240"/>
-            </w:pPr>
-            <w:r>
-              <w:rPr>
-                <w:b w:val="false"/>
-                <w:bCs w:val="false"/>
-                <w:color w:val="008000"/>
-                <w:sz w:val="20"/>
-                <w:szCs w:val="20"/>
-              </w:rPr>
-              <w:t xml:space="preserve">A la carte</w:t>
-            </w:r>
-          </w:p>
-        </w:tc>
-        <w:tc>
-          <w:tcPr>
-            <w:tcW w:type="dxa" w:w="2540"/>
-            <w:tcBorders>
-              <w:top w:val="none" w:color="FFFFFF" w:sz="0"/>
-              <w:left w:val="none" w:color="FFFFFF" w:sz="0"/>
-              <w:bottom w:val="none" w:color="FFFFFF" w:sz="0"/>
-              <w:right w:val="none" w:color="FFFFFF" w:sz="0"/>
-            </w:tcBorders>
-            <w:tcMar>
-              <w:top w:type="dxa" w:w="60"/>
-              <w:left w:type="dxa" w:w="100"/>
-              <w:bottom w:type="dxa" w:w="60"/>
-              <w:right w:type="dxa" w:w="100"/>
-            </w:tcMar>
-            <w:vAlign w:val="top"/>
-          </w:tcPr>
-          <w:p>
-            <w:pPr>
-              <w:spacing w:after="0" w:before="0" w:line="240"/>
-            </w:pPr>
-            <w:r>
-              <w:rPr>
-                <w:b w:val="false"/>
-                <w:bCs w:val="false"/>
-                <w:color w:val="008000"/>
-                <w:sz w:val="20"/>
-                <w:szCs w:val="20"/>
-              </w:rPr>
-              <w:t xml:space="preserve">Fixed, chef-curated</w:t>
-            </w:r>
-          </w:p>
-        </w:tc>
-      </w:tr>
-      <w:tr>
-        <w:tc>
-          <w:tcPr>
-            <w:tcW w:type="dxa" w:w="1740"/>
-            <w:tcBorders>
-              <w:top w:val="none" w:color="FFFFFF" w:sz="0"/>
-              <w:left w:val="none" w:color="FFFFFF" w:sz="0"/>
-              <w:bottom w:val="none" w:color="FFFFFF" w:sz="0"/>
-              <w:right w:val="none" w:color="FFFFFF" w:sz="0"/>
-            </w:tcBorders>
-            <w:tcMar>
-              <w:top w:type="dxa" w:w="60"/>
-              <w:left w:type="dxa" w:w="100"/>
-              <w:bottom w:type="dxa" w:w="60"/>
-              <w:right w:type="dxa" w:w="100"/>
-            </w:tcMar>
-            <w:vAlign w:val="top"/>
-          </w:tcPr>
-          <w:p>
-            <w:pPr>
-              <w:spacing w:after="0" w:before="0" w:line="240"/>
-            </w:pPr>
-            <w:r>
-              <w:rPr>
-                <w:b w:val="false"/>
-                <w:bCs w:val="false"/>
-                <w:color w:val="008000"/>
-                <w:sz w:val="20"/>
-                <w:szCs w:val="20"/>
-              </w:rPr>
-              <w:t xml:space="preserve">Key event</w:t>
-            </w:r>
-          </w:p>
-        </w:tc>
-        <w:tc>
-          <w:tcPr>
-            <w:tcW w:type="dxa" w:w="2540"/>
-            <w:tcBorders>
-              <w:top w:val="none" w:color="FFFFFF" w:sz="0"/>
-              <w:left w:val="none" w:color="FFFFFF" w:sz="0"/>
-              <w:bottom w:val="none" w:color="FFFFFF" w:sz="0"/>
-              <w:right w:val="none" w:color="FFFFFF" w:sz="0"/>
-            </w:tcBorders>
-            <w:tcMar>
-              <w:top w:type="dxa" w:w="60"/>
-              <w:left w:type="dxa" w:w="100"/>
-              <w:bottom w:type="dxa" w:w="60"/>
-              <w:right w:type="dxa" w:w="100"/>
-            </w:tcMar>
-            <w:vAlign w:val="top"/>
-          </w:tcPr>
-          <w:p>
-            <w:pPr>
-              <w:spacing w:after="0" w:before="0" w:line="240"/>
-            </w:pPr>
-            <w:r>
-              <w:rPr>
-                <w:b w:val="false"/>
-                <w:bCs w:val="false"/>
-                <w:color w:val="008000"/>
-                <w:sz w:val="20"/>
-                <w:szCs w:val="20"/>
-              </w:rPr>
-              <w:t xml:space="preserve">Bought Mosaic Foods, 2026</w:t>
-            </w:r>
-          </w:p>
-        </w:tc>
-        <w:tc>
-          <w:tcPr>
-            <w:tcW w:type="dxa" w:w="2540"/>
-            <w:tcBorders>
-              <w:top w:val="none" w:color="FFFFFF" w:sz="0"/>
-              <w:left w:val="none" w:color="FFFFFF" w:sz="0"/>
-              <w:bottom w:val="none" w:color="FFFFFF" w:sz="0"/>
-              <w:right w:val="none" w:color="FFFFFF" w:sz="0"/>
-            </w:tcBorders>
-            <w:tcMar>
-              <w:top w:type="dxa" w:w="60"/>
-              <w:left w:type="dxa" w:w="100"/>
-              <w:bottom w:type="dxa" w:w="60"/>
-              <w:right w:type="dxa" w:w="100"/>
-            </w:tcMar>
-            <w:vAlign w:val="top"/>
-          </w:tcPr>
-          <w:p>
-            <w:pPr>
-              <w:spacing w:after="0" w:before="0" w:line="240"/>
-            </w:pPr>
-            <w:r>
-              <w:rPr>
-                <w:b w:val="false"/>
-                <w:bCs w:val="false"/>
-                <w:color w:val="008000"/>
-                <w:sz w:val="20"/>
-                <w:szCs w:val="20"/>
-              </w:rPr>
-              <w:t xml:space="preserve">2022 recall; 15% layoffs</w:t>
-            </w:r>
-          </w:p>
-        </w:tc>
-        <w:tc>
-          <w:tcPr>
-            <w:tcW w:type="dxa" w:w="2540"/>
-            <w:tcBorders>
-              <w:top w:val="none" w:color="FFFFFF" w:sz="0"/>
-              <w:left w:val="none" w:color="FFFFFF" w:sz="0"/>
-              <w:bottom w:val="none" w:color="FFFFFF" w:sz="0"/>
-              <w:right w:val="none" w:color="FFFFFF" w:sz="0"/>
-            </w:tcBorders>
-            <w:tcMar>
-              <w:top w:type="dxa" w:w="60"/>
-              <w:left w:type="dxa" w:w="100"/>
-              <w:bottom w:type="dxa" w:w="60"/>
-              <w:right w:type="dxa" w:w="100"/>
-            </w:tcMar>
-            <w:vAlign w:val="top"/>
-          </w:tcPr>
-          <w:p>
-            <w:pPr>
-              <w:spacing w:after="0" w:before="0" w:line="240"/>
-            </w:pPr>
-            <w:r>
-              <w:rPr>
-                <w:b w:val="false"/>
-                <w:bCs w:val="false"/>
-                <w:color w:val="008000"/>
-                <w:sz w:val="20"/>
-                <w:szCs w:val="20"/>
-              </w:rPr>
-              <w:t xml:space="preserve">~$150M revenue, 2021</w:t>
-            </w:r>
-          </w:p>
-        </w:tc>
-      </w:tr>
-    </w:tbl>
-    <w:p>
-      <w:pPr>
-        <w:spacing w:before="100" w:line="240"/>
-      </w:pPr>
-      <w:r>
-        <w:rPr>
-          <w:i/>
-          <w:iCs/>
-          <w:color w:val="008000"/>
-          <w:sz w:val="20"/>
-          <w:szCs w:val="20"/>
-        </w:rPr>
-        <w:t xml:space="preserve">Note. Compiled from BarBend (2026), Fortune (2022), My Subscription Addiction (n.d.), Nosh (2026), and Sternlicht (2021).</w:t>
+        <w:t xml:space="preserve">The closest competitors are Daily Harvest and Sakara Life, both New York-founded, plant-based, women-led subscription businesses. Daily Harvest, launched by Rachel Drori in 2015, promises convenience through frozen produce at roughly $5.99 to $11.99 per item, against $9.99 to $13.49. That advantage is narrower than it appears, because Daily Harvest ships frozen food the customer must still blend or bake, while Splendid Spoon arrives ready to eat; the brands sell different amounts of labor, not merely different prices. Daily Harvest also scaled far larger, reaching a $1.1 billion valuation in 2021, but its 2022 recall after roughly 470 illness reports damaged trust across the category (U.S. Food and Drug Administration, 2022; Fortune, 2022).</w:t>
+      </w:r>
+    </w:p>
+    <w:p>
+      <w:pPr>
+        <w:spacing w:after="0" w:before="0" w:line="480"/>
+        <w:ind w:firstLine="720"/>
+      </w:pPr>
+      <w:r>
+        <w:rPr>
+          <w:color w:val="008000"/>
+        </w:rPr>
+        <w:t xml:space="preserve">Sakara Life, founded in 2011 by Whitney Tingle and Danielle DuBoise, competes from the opposite end. It sells transformation rather than convenience, delivering organic "food as medicine" at roughly $26 to $34 per meal on a fixed, chef-curated menu, and reported about $150 million in revenue (Sternlicht, 2021). Where Splendid Spoon lets the customer choose among more than 50 items, Sakara removes that choice deliberately, treating the prescribed menu as part of the remedy.</w:t>
+      </w:r>
+    </w:p>
+    <w:p>
+      <w:pPr>
+        <w:spacing w:after="0" w:before="0" w:line="480"/>
+        <w:ind w:firstLine="720"/>
+      </w:pPr>
+      <w:r>
+        <w:rPr>
+          <w:color w:val="008000"/>
+        </w:rPr>
+        <w:t xml:space="preserve">Splendid Spoon therefore occupies the middle: first on convenience and dietary accessibility (My Subscription Addiction, n.d.), midpoint on price, third on scale and prestige. The position is defensible but hard to communicate, because "in the middle" is difficult to say memorably.</w:t>
       </w:r>
     </w:p>
     <w:p>
